--- a/制作ノート　果樹園の紹介・チラシ.docx
+++ b/制作ノート　果樹園の紹介・チラシ.docx
@@ -37,12 +37,177 @@
         <w:rPr>
           <w:rFonts w:hint="eastAsia"/>
         </w:rPr>
+        <w:t>制作・研究テーマ</w:t>
+      </w:r>
+    </w:p>
+    <w:p>
+      <w:pPr>
+        <w:rPr>
+          <w:rFonts w:hint="eastAsia"/>
+        </w:rPr>
+      </w:pPr>
+      <w:r>
+        <w:t>果樹園の魅力や販売している果物・商品を紹介するWebサイト</w:t>
+      </w:r>
+    </w:p>
+    <w:p>
+      <w:r>
+        <w:rPr>
+          <w:rFonts w:hint="eastAsia"/>
+        </w:rPr>
+        <w:t>目的・背景</w:t>
+      </w:r>
+    </w:p>
+    <w:p>
+      <w:pPr>
+        <w:tabs>
+          <w:tab w:val="left" w:pos="2136"/>
+        </w:tabs>
+      </w:pPr>
+      <w:r>
+        <w:rPr>
+          <w:rFonts w:hint="eastAsia"/>
+        </w:rPr>
+        <w:t>・</w:t>
+      </w:r>
+      <w:r>
+        <w:t>果樹園でしか味わえない新鮮な果物や商品の魅力を知ってもらい、買ってみたいと思ってもらえるようなWebサイトを制作したいと考えた</w:t>
+      </w:r>
+    </w:p>
+    <w:p>
+      <w:r>
+        <w:rPr>
+          <w:rFonts w:hint="eastAsia"/>
+        </w:rPr>
+        <w:t>作品・研究概要</w:t>
+      </w:r>
+    </w:p>
+    <w:p>
+      <w:r>
+        <w:drawing>
+          <wp:anchor distT="0" distB="0" distL="114300" distR="114300" simplePos="0" relativeHeight="251658240" behindDoc="1" locked="0" layoutInCell="1" allowOverlap="1" wp14:anchorId="0A7E797C" wp14:editId="51CAABB8">
+            <wp:simplePos x="0" y="0"/>
+            <wp:positionH relativeFrom="margin">
+              <wp:posOffset>2682240</wp:posOffset>
+            </wp:positionH>
+            <wp:positionV relativeFrom="paragraph">
+              <wp:posOffset>342900</wp:posOffset>
+            </wp:positionV>
+            <wp:extent cx="3589020" cy="1205911"/>
+            <wp:effectExtent l="0" t="0" r="0" b="0"/>
+            <wp:wrapNone/>
+            <wp:docPr id="1499265543" name="図 1"/>
+            <wp:cNvGraphicFramePr>
+              <a:graphicFrameLocks xmlns:a="http://schemas.openxmlformats.org/drawingml/2006/main" noChangeAspect="1"/>
+            </wp:cNvGraphicFramePr>
+            <a:graphic xmlns:a="http://schemas.openxmlformats.org/drawingml/2006/main">
+              <a:graphicData uri="http://schemas.openxmlformats.org/drawingml/2006/picture">
+                <pic:pic xmlns:pic="http://schemas.openxmlformats.org/drawingml/2006/picture">
+                  <pic:nvPicPr>
+                    <pic:cNvPr id="1499265543" name=""/>
+                    <pic:cNvPicPr/>
+                  </pic:nvPicPr>
+                  <pic:blipFill>
+                    <a:blip r:embed="rId4">
+                      <a:extLst>
+                        <a:ext uri="{28A0092B-C50C-407E-A947-70E740481C1C}">
+                          <a14:useLocalDpi xmlns:a14="http://schemas.microsoft.com/office/drawing/2010/main" val="0"/>
+                        </a:ext>
+                      </a:extLst>
+                    </a:blip>
+                    <a:stretch>
+                      <a:fillRect/>
+                    </a:stretch>
+                  </pic:blipFill>
+                  <pic:spPr>
+                    <a:xfrm>
+                      <a:off x="0" y="0"/>
+                      <a:ext cx="3589020" cy="1205911"/>
+                    </a:xfrm>
+                    <a:prstGeom prst="rect">
+                      <a:avLst/>
+                    </a:prstGeom>
+                  </pic:spPr>
+                </pic:pic>
+              </a:graphicData>
+            </a:graphic>
+            <wp14:sizeRelH relativeFrom="page">
+              <wp14:pctWidth>0</wp14:pctWidth>
+            </wp14:sizeRelH>
+            <wp14:sizeRelV relativeFrom="page">
+              <wp14:pctHeight>0</wp14:pctHeight>
+            </wp14:sizeRelV>
+          </wp:anchor>
+        </w:drawing>
+      </w:r>
+      <w:r>
+        <w:rPr>
+          <w:rFonts w:hint="eastAsia"/>
+        </w:rPr>
+        <w:t>ターゲット（果物を購入したい人）</w:t>
+      </w:r>
+    </w:p>
+    <w:p>
+      <w:r>
+        <w:rPr>
+          <w:rFonts w:hint="eastAsia"/>
+        </w:rPr>
+        <w:t>スーパーマーケットで果物を購入して</w:t>
+      </w:r>
+    </w:p>
+    <w:p>
+      <w:r>
+        <w:rPr>
+          <w:rFonts w:hint="eastAsia"/>
+        </w:rPr>
+        <w:t>いる人が増えている中で</w:t>
+      </w:r>
+      <w:r>
+        <w:t>果樹園ならではの</w:t>
+      </w:r>
+    </w:p>
+    <w:p>
+      <w:pPr>
+        <w:rPr>
+          <w:rFonts w:hint="eastAsia"/>
+        </w:rPr>
+      </w:pPr>
+      <w:r>
+        <w:t>魅力を知ってもらうため、旬の果物や販売商品の情報を分かりやすく紹介するWebサイトを制作する。</w:t>
+      </w:r>
+    </w:p>
+    <w:p>
+      <w:r>
+        <w:rPr>
+          <w:rFonts w:hint="eastAsia"/>
+        </w:rPr>
+        <w:t>制作物</w:t>
+      </w:r>
+    </w:p>
+    <w:p>
+      <w:r>
+        <w:rPr>
+          <w:rFonts w:hint="eastAsia"/>
+        </w:rPr>
+        <w:t>・</w:t>
+      </w:r>
+      <w:r>
+        <w:rPr>
+          <w:rFonts w:hint="eastAsia"/>
+        </w:rPr>
         <w:t>果樹園サイト・果樹園サイトを紹介するチラシ</w:t>
       </w:r>
+    </w:p>
+    <w:p>
+      <w:pPr>
+        <w:rPr>
+          <w:rFonts w:hint="eastAsia"/>
+        </w:rPr>
+      </w:pPr>
     </w:p>
     <w:sectPr>
       <w:pgSz w:w="11906" w:h="16838"/>
-      <w:pgMar w:top="1985" w:right="1701" w:bottom="1701" w:left="1701" w:header="851" w:footer="992" w:gutter="0"/>
+      <w:pgMar w:top="720" w:right="720" w:bottom="720" w:left="720" w:header="851" w:footer="992" w:gutter="0"/>
       <w:cols w:space="425"/>
       <w:docGrid w:type="lines" w:linePitch="360"/>
     </w:sectPr>
@@ -654,7 +819,6 @@
   <w:style w:type="character" w:default="1" w:styleId="a0">
     <w:name w:val="Default Paragraph Font"/>
     <w:uiPriority w:val="1"/>
-    <w:semiHidden/>
     <w:unhideWhenUsed/>
   </w:style>
   <w:style w:type="table" w:default="1" w:styleId="a1">

--- a/制作ノート　果樹園の紹介・チラシ.docx
+++ b/制作ノート　果樹園の紹介・チラシ.docx
@@ -33,27 +33,44 @@
       </w:r>
     </w:p>
     <w:p>
-      <w:r>
-        <w:rPr>
-          <w:rFonts w:hint="eastAsia"/>
+      <w:pPr>
+        <w:rPr>
+          <w:b/>
+          <w:bCs/>
+        </w:rPr>
+      </w:pPr>
+      <w:r>
+        <w:rPr>
+          <w:rFonts w:hint="eastAsia"/>
+          <w:b/>
+          <w:bCs/>
         </w:rPr>
         <w:t>制作・研究テーマ</w:t>
       </w:r>
     </w:p>
     <w:p>
-      <w:pPr>
-        <w:rPr>
-          <w:rFonts w:hint="eastAsia"/>
-        </w:rPr>
-      </w:pPr>
       <w:r>
         <w:t>果樹園の魅力や販売している果物・商品を紹介するWebサイト</w:t>
       </w:r>
-    </w:p>
-    <w:p>
-      <w:r>
-        <w:rPr>
-          <w:rFonts w:hint="eastAsia"/>
+      <w:r>
+        <w:rPr>
+          <w:rFonts w:hint="eastAsia"/>
+        </w:rPr>
+        <w:t>制作・果樹園サイト紹介のチラシ制作</w:t>
+      </w:r>
+    </w:p>
+    <w:p>
+      <w:pPr>
+        <w:rPr>
+          <w:b/>
+          <w:bCs/>
+        </w:rPr>
+      </w:pPr>
+      <w:r>
+        <w:rPr>
+          <w:rFonts w:hint="eastAsia"/>
+          <w:b/>
+          <w:bCs/>
         </w:rPr>
         <w:t>目的・背景</w:t>
       </w:r>
@@ -63,6 +80,9 @@
         <w:tabs>
           <w:tab w:val="left" w:pos="2136"/>
         </w:tabs>
+        <w:rPr>
+          <w:rFonts w:hint="eastAsia"/>
+        </w:rPr>
       </w:pPr>
       <w:r>
         <w:rPr>
@@ -71,27 +91,41 @@
         <w:t>・</w:t>
       </w:r>
       <w:r>
-        <w:t>果樹園でしか味わえない新鮮な果物や商品の魅力を知ってもらい、買ってみたいと思ってもらえるようなWebサイトを制作したいと考えた</w:t>
-      </w:r>
-    </w:p>
-    <w:p>
-      <w:r>
-        <w:rPr>
-          <w:rFonts w:hint="eastAsia"/>
+        <w:rPr>
+          <w:rFonts w:hint="eastAsia"/>
+        </w:rPr>
+        <w:t>果樹園や生産者への興味を深め、果実を食べた・購入したいと思ってもらうこと。</w:t>
+      </w:r>
+    </w:p>
+    <w:p>
+      <w:pPr>
+        <w:rPr>
+          <w:b/>
+          <w:bCs/>
+        </w:rPr>
+      </w:pPr>
+      <w:r>
+        <w:rPr>
+          <w:rFonts w:hint="eastAsia"/>
+          <w:b/>
+          <w:bCs/>
         </w:rPr>
         <w:t>作品・研究概要</w:t>
       </w:r>
     </w:p>
     <w:p>
       <w:r>
+        <w:rPr>
+          <w:noProof/>
+        </w:rPr>
         <w:drawing>
-          <wp:anchor distT="0" distB="0" distL="114300" distR="114300" simplePos="0" relativeHeight="251658240" behindDoc="1" locked="0" layoutInCell="1" allowOverlap="1" wp14:anchorId="0A7E797C" wp14:editId="51CAABB8">
+          <wp:anchor distT="0" distB="0" distL="114300" distR="114300" simplePos="0" relativeHeight="251658240" behindDoc="1" locked="0" layoutInCell="1" allowOverlap="1" wp14:anchorId="0A7E797C" wp14:editId="1D631056">
             <wp:simplePos x="0" y="0"/>
             <wp:positionH relativeFrom="margin">
-              <wp:posOffset>2682240</wp:posOffset>
+              <wp:posOffset>3288323</wp:posOffset>
             </wp:positionH>
             <wp:positionV relativeFrom="paragraph">
-              <wp:posOffset>342900</wp:posOffset>
+              <wp:posOffset>117231</wp:posOffset>
             </wp:positionV>
             <wp:extent cx="3589020" cy="1205911"/>
             <wp:effectExtent l="0" t="0" r="0" b="0"/>
@@ -108,7 +142,7 @@
                     <pic:cNvPicPr/>
                   </pic:nvPicPr>
                   <pic:blipFill>
-                    <a:blip r:embed="rId4">
+                    <a:blip r:embed="rId7">
                       <a:extLst>
                         <a:ext uri="{28A0092B-C50C-407E-A947-70E740481C1C}">
                           <a14:useLocalDpi xmlns:a14="http://schemas.microsoft.com/office/drawing/2010/main" val="0"/>
@@ -144,7 +178,21 @@
         <w:rPr>
           <w:rFonts w:hint="eastAsia"/>
         </w:rPr>
-        <w:t>ターゲット（果物を購入したい人）</w:t>
+        <w:t>ターゲット（</w:t>
+      </w:r>
+      <w:r>
+        <w:t>新鮮な果物の購入を考えており、</w:t>
+      </w:r>
+    </w:p>
+    <w:p>
+      <w:r>
+        <w:t>果樹園や生産者について知りたい人</w:t>
+      </w:r>
+      <w:r>
+        <w:rPr>
+          <w:rFonts w:hint="eastAsia"/>
+        </w:rPr>
+        <w:t>）</w:t>
       </w:r>
     </w:p>
     <w:p>
@@ -167,19 +215,22 @@
       </w:r>
     </w:p>
     <w:p>
-      <w:pPr>
-        <w:rPr>
-          <w:rFonts w:hint="eastAsia"/>
-        </w:rPr>
-      </w:pPr>
       <w:r>
         <w:t>魅力を知ってもらうため、旬の果物や販売商品の情報を分かりやすく紹介するWebサイトを制作する。</w:t>
       </w:r>
     </w:p>
     <w:p>
-      <w:r>
-        <w:rPr>
-          <w:rFonts w:hint="eastAsia"/>
+      <w:pPr>
+        <w:rPr>
+          <w:b/>
+          <w:bCs/>
+        </w:rPr>
+      </w:pPr>
+      <w:r>
+        <w:rPr>
+          <w:rFonts w:hint="eastAsia"/>
+          <w:b/>
+          <w:bCs/>
         </w:rPr>
         <w:t>制作物</w:t>
       </w:r>
@@ -189,22 +240,375 @@
         <w:rPr>
           <w:rFonts w:hint="eastAsia"/>
         </w:rPr>
+        <w:t>・果樹園サイト</w:t>
+      </w:r>
+    </w:p>
+    <w:p>
+      <w:pPr>
+        <w:rPr>
+          <w:b/>
+          <w:bCs/>
+        </w:rPr>
+      </w:pPr>
+      <w:r>
+        <w:rPr>
+          <w:rFonts w:hint="eastAsia"/>
+          <w:b/>
+          <w:bCs/>
+        </w:rPr>
+        <w:t>ページ構成</w:t>
+      </w:r>
+    </w:p>
+    <w:p>
+      <w:pPr>
+        <w:numPr>
+          <w:ilvl w:val="0"/>
+          <w:numId w:val="1"/>
+        </w:numPr>
+        <w:rPr>
+          <w:b/>
+          <w:bCs/>
+        </w:rPr>
+      </w:pPr>
+      <w:r>
+        <w:rPr>
+          <w:b/>
+          <w:bCs/>
+        </w:rPr>
+        <w:t>ページ１「果樹園の紹介」</w:t>
+      </w:r>
+    </w:p>
+    <w:p>
+      <w:pPr>
+        <w:numPr>
+          <w:ilvl w:val="0"/>
+          <w:numId w:val="1"/>
+        </w:numPr>
+        <w:rPr>
+          <w:rFonts w:hint="eastAsia"/>
+          <w:b/>
+          <w:bCs/>
+        </w:rPr>
+      </w:pPr>
+      <w:r>
+        <w:rPr>
+          <w:b/>
+          <w:bCs/>
+        </w:rPr>
+        <w:lastRenderedPageBreak/>
+        <w:t>ページ２「</w:t>
+      </w:r>
+      <w:r>
+        <w:rPr>
+          <w:b/>
+          <w:bCs/>
+        </w:rPr>
+        <w:t>生産者紹介・こだわり</w:t>
+      </w:r>
+      <w:r>
+        <w:rPr>
+          <w:rFonts w:hint="eastAsia"/>
+          <w:b/>
+          <w:bCs/>
+        </w:rPr>
         <w:t>・</w:t>
       </w:r>
       <w:r>
         <w:rPr>
-          <w:rFonts w:hint="eastAsia"/>
-        </w:rPr>
-        <w:t>果樹園サイト・果樹園サイトを紹介するチラシ</w:t>
-      </w:r>
-    </w:p>
-    <w:p>
-      <w:pPr>
-        <w:rPr>
-          <w:rFonts w:hint="eastAsia"/>
-        </w:rPr>
-      </w:pPr>
-    </w:p>
+          <w:b/>
+          <w:bCs/>
+        </w:rPr>
+        <w:t>歴史」</w:t>
+      </w:r>
+    </w:p>
+    <w:p>
+      <w:pPr>
+        <w:numPr>
+          <w:ilvl w:val="0"/>
+          <w:numId w:val="1"/>
+        </w:numPr>
+        <w:rPr>
+          <w:b/>
+          <w:bCs/>
+        </w:rPr>
+      </w:pPr>
+      <w:r>
+        <w:rPr>
+          <w:b/>
+          <w:bCs/>
+        </w:rPr>
+        <w:t>ページ</w:t>
+      </w:r>
+      <w:r>
+        <w:rPr>
+          <w:rFonts w:hint="eastAsia"/>
+          <w:b/>
+          <w:bCs/>
+        </w:rPr>
+        <w:t>３</w:t>
+      </w:r>
+      <w:r>
+        <w:rPr>
+          <w:b/>
+          <w:bCs/>
+        </w:rPr>
+        <w:t>「果実紹介（旬・収穫時期・品種紹介）」</w:t>
+      </w:r>
+    </w:p>
+    <w:p>
+      <w:pPr>
+        <w:numPr>
+          <w:ilvl w:val="0"/>
+          <w:numId w:val="1"/>
+        </w:numPr>
+        <w:rPr>
+          <w:b/>
+          <w:bCs/>
+        </w:rPr>
+      </w:pPr>
+      <w:r>
+        <w:rPr>
+          <w:b/>
+          <w:bCs/>
+        </w:rPr>
+        <w:t>ページ</w:t>
+      </w:r>
+      <w:r>
+        <w:rPr>
+          <w:rFonts w:hint="eastAsia"/>
+          <w:b/>
+          <w:bCs/>
+        </w:rPr>
+        <w:t>４</w:t>
+      </w:r>
+      <w:r>
+        <w:rPr>
+          <w:b/>
+          <w:bCs/>
+        </w:rPr>
+        <w:t>「商品紹介（販売している果実・おすすめ商品・料金・保存方法）」</w:t>
+      </w:r>
+    </w:p>
+    <w:p>
+      <w:pPr>
+        <w:numPr>
+          <w:ilvl w:val="0"/>
+          <w:numId w:val="1"/>
+        </w:numPr>
+        <w:rPr>
+          <w:b/>
+          <w:bCs/>
+        </w:rPr>
+      </w:pPr>
+      <w:r>
+        <w:rPr>
+          <w:b/>
+          <w:bCs/>
+        </w:rPr>
+        <w:t>ページ</w:t>
+      </w:r>
+      <w:r>
+        <w:rPr>
+          <w:rFonts w:hint="eastAsia"/>
+          <w:b/>
+          <w:bCs/>
+        </w:rPr>
+        <w:t>５</w:t>
+      </w:r>
+      <w:r>
+        <w:rPr>
+          <w:b/>
+          <w:bCs/>
+        </w:rPr>
+        <w:t>「営業時間・お知らせ</w:t>
+      </w:r>
+      <w:r>
+        <w:rPr>
+          <w:rFonts w:hint="eastAsia"/>
+          <w:b/>
+          <w:bCs/>
+        </w:rPr>
+        <w:t>・</w:t>
+      </w:r>
+      <w:r>
+        <w:rPr>
+          <w:b/>
+          <w:bCs/>
+        </w:rPr>
+        <w:t>アクセス・お問い合わせ</w:t>
+      </w:r>
+      <w:r>
+        <w:rPr>
+          <w:b/>
+          <w:bCs/>
+        </w:rPr>
+        <w:t>」</w:t>
+      </w:r>
+    </w:p>
+    <w:p>
+      <w:pPr>
+        <w:numPr>
+          <w:ilvl w:val="0"/>
+          <w:numId w:val="1"/>
+        </w:numPr>
+        <w:rPr>
+          <w:b/>
+          <w:bCs/>
+        </w:rPr>
+      </w:pPr>
+      <w:r>
+        <w:rPr>
+          <w:b/>
+          <w:bCs/>
+        </w:rPr>
+        <w:t>ページ</w:t>
+      </w:r>
+      <w:r>
+        <w:rPr>
+          <w:rFonts w:hint="eastAsia"/>
+          <w:b/>
+          <w:bCs/>
+        </w:rPr>
+        <w:t>６</w:t>
+      </w:r>
+      <w:r>
+        <w:rPr>
+          <w:b/>
+          <w:bCs/>
+        </w:rPr>
+        <w:t>「注文案内・オンラインショップリンク」</w:t>
+      </w:r>
+    </w:p>
+    <w:p>
+      <w:pPr>
+        <w:ind w:left="360"/>
+        <w:rPr>
+          <w:rFonts w:hint="eastAsia"/>
+          <w:b/>
+          <w:bCs/>
+        </w:rPr>
+      </w:pPr>
+    </w:p>
+    <w:p>
+      <w:r>
+        <w:rPr>
+          <w:rFonts w:hint="eastAsia"/>
+        </w:rPr>
+        <w:t>・果樹園サイトを紹介するチラシ</w:t>
+      </w:r>
+    </w:p>
+    <w:p>
+      <w:pPr>
+        <w:rPr>
+          <w:b/>
+          <w:bCs/>
+        </w:rPr>
+      </w:pPr>
+      <w:r>
+        <w:rPr>
+          <w:rFonts w:hint="eastAsia"/>
+          <w:b/>
+          <w:bCs/>
+        </w:rPr>
+        <w:t>チラシ構成</w:t>
+      </w:r>
+    </w:p>
+    <w:p>
+      <w:pPr>
+        <w:numPr>
+          <w:ilvl w:val="0"/>
+          <w:numId w:val="2"/>
+        </w:numPr>
+        <w:rPr>
+          <w:b/>
+          <w:bCs/>
+        </w:rPr>
+      </w:pPr>
+      <w:r>
+        <w:rPr>
+          <w:b/>
+          <w:bCs/>
+        </w:rPr>
+        <w:t>タイトル</w:t>
+      </w:r>
+    </w:p>
+    <w:p>
+      <w:pPr>
+        <w:numPr>
+          <w:ilvl w:val="0"/>
+          <w:numId w:val="2"/>
+        </w:numPr>
+        <w:rPr>
+          <w:b/>
+          <w:bCs/>
+        </w:rPr>
+      </w:pPr>
+      <w:r>
+        <w:rPr>
+          <w:b/>
+          <w:bCs/>
+        </w:rPr>
+        <w:t>果樹園紹介</w:t>
+      </w:r>
+    </w:p>
+    <w:p>
+      <w:pPr>
+        <w:numPr>
+          <w:ilvl w:val="0"/>
+          <w:numId w:val="2"/>
+        </w:numPr>
+        <w:rPr>
+          <w:b/>
+          <w:bCs/>
+        </w:rPr>
+      </w:pPr>
+      <w:r>
+        <w:rPr>
+          <w:b/>
+          <w:bCs/>
+        </w:rPr>
+        <w:t>果実紹介</w:t>
+      </w:r>
+    </w:p>
+    <w:p>
+      <w:pPr>
+        <w:numPr>
+          <w:ilvl w:val="0"/>
+          <w:numId w:val="2"/>
+        </w:numPr>
+        <w:rPr>
+          <w:b/>
+          <w:bCs/>
+        </w:rPr>
+      </w:pPr>
+      <w:r>
+        <w:rPr>
+          <w:b/>
+          <w:bCs/>
+        </w:rPr>
+        <w:t>商品紹介</w:t>
+      </w:r>
+    </w:p>
+    <w:p>
+      <w:pPr>
+        <w:numPr>
+          <w:ilvl w:val="0"/>
+          <w:numId w:val="2"/>
+        </w:numPr>
+        <w:rPr>
+          <w:b/>
+          <w:bCs/>
+        </w:rPr>
+      </w:pPr>
+      <w:r>
+        <w:rPr>
+          <w:b/>
+          <w:bCs/>
+        </w:rPr>
+        <w:t>営業時間・QRコード</w:t>
+      </w:r>
+    </w:p>
+    <w:p/>
     <w:sectPr>
       <w:pgSz w:w="11906" w:h="16838"/>
       <w:pgMar w:top="720" w:right="720" w:bottom="720" w:left="720" w:header="851" w:footer="992" w:gutter="0"/>
@@ -213,6 +617,365 @@
     </w:sectPr>
   </w:body>
 </w:document>
+</file>
+
+<file path=word/endnotes.xml><?xml version="1.0" encoding="utf-8"?>
+<w:endnotes xmlns:wpc="http://schemas.microsoft.com/office/word/2010/wordprocessingCanvas" xmlns:cx="http://schemas.microsoft.com/office/drawing/2014/chartex" xmlns:cx1="http://schemas.microsoft.com/office/drawing/2015/9/8/chartex" xmlns:cx2="http://schemas.microsoft.com/office/drawing/2015/10/21/chartex" xmlns:cx3="http://schemas.microsoft.com/office/drawing/2016/5/9/chartex" xmlns:cx4="http://schemas.microsoft.com/office/drawing/2016/5/10/chartex" xmlns:cx5="http://schemas.microsoft.com/office/drawing/2016/5/11/chartex" xmlns:cx6="http://schemas.microsoft.com/office/drawing/2016/5/12/chartex" xmlns:cx7="http://schemas.microsoft.com/office/drawing/2016/5/13/chartex" xmlns:cx8="http://schemas.microsoft.com/office/drawing/2016/5/14/chartex" xmlns:mc="http://schemas.openxmlformats.org/markup-compatibility/2006" xmlns:aink="http://schemas.microsoft.com/office/drawing/2016/ink" xmlns:am3d="http://schemas.microsoft.com/office/drawing/2017/model3d" xmlns:o="urn:schemas-microsoft-com:office:office" xmlns:oel="http://schemas.microsoft.com/office/2019/extlst" xmlns:r="http://schemas.openxmlformats.org/officeDocument/2006/relationships" xmlns:m="http://schemas.openxmlformats.org/officeDocument/2006/math" xmlns:v="urn:schemas-microsoft-com:vml" xmlns:wp14="http://schemas.microsoft.com/office/word/2010/wordprocessingDrawing" xmlns:wp="http://schemas.openxmlformats.org/drawingml/2006/wordprocessingDrawing" xmlns:w10="urn:schemas-microsoft-com:office:word" xmlns:w="http://schemas.openxmlformats.org/wordprocessingml/2006/main" xmlns:w14="http://schemas.microsoft.com/office/word/2010/wordml" xmlns:w15="http://schemas.microsoft.com/office/word/2012/wordml" xmlns:w16cex="http://schemas.microsoft.com/office/word/2018/wordml/cex" xmlns:w16cid="http://schemas.microsoft.com/office/word/2016/wordml/cid" xmlns:w16="http://schemas.microsoft.com/office/word/2018/wordml" xmlns:w16du="http://schemas.microsoft.com/office/word/2023/wordml/word16du" xmlns:w16sdtdh="http://schemas.microsoft.com/office/word/2020/wordml/sdtdatahash" xmlns:w16sdtfl="http://schemas.microsoft.com/office/word/2024/wordml/sdtformatlock" xmlns:w16se="http://schemas.microsoft.com/office/word/2015/wordml/symex" xmlns:wpg="http://schemas.microsoft.com/office/word/2010/wordprocessingGroup" xmlns:wpi="http://schemas.microsoft.com/office/word/2010/wordprocessingInk" xmlns:wne="http://schemas.microsoft.com/office/word/2006/wordml" xmlns:wps="http://schemas.microsoft.com/office/word/2010/wordprocessingShape" mc:Ignorable="w14 w15 w16se w16cid w16 w16cex w16sdtdh w16sdtfl w16du wp14">
+  <w:endnote w:type="separator" w:id="-1">
+    <w:p>
+      <w:pPr>
+        <w:spacing w:after="0" w:line="240" w:lineRule="auto"/>
+      </w:pPr>
+      <w:r>
+        <w:separator/>
+      </w:r>
+    </w:p>
+  </w:endnote>
+  <w:endnote w:type="continuationSeparator" w:id="0">
+    <w:p>
+      <w:pPr>
+        <w:spacing w:after="0" w:line="240" w:lineRule="auto"/>
+      </w:pPr>
+      <w:r>
+        <w:continuationSeparator/>
+      </w:r>
+    </w:p>
+  </w:endnote>
+</w:endnotes>
+</file>
+
+<file path=word/footnotes.xml><?xml version="1.0" encoding="utf-8"?>
+<w:footnotes xmlns:wpc="http://schemas.microsoft.com/office/word/2010/wordprocessingCanvas" xmlns:cx="http://schemas.microsoft.com/office/drawing/2014/chartex" xmlns:cx1="http://schemas.microsoft.com/office/drawing/2015/9/8/chartex" xmlns:cx2="http://schemas.microsoft.com/office/drawing/2015/10/21/chartex" xmlns:cx3="http://schemas.microsoft.com/office/drawing/2016/5/9/chartex" xmlns:cx4="http://schemas.microsoft.com/office/drawing/2016/5/10/chartex" xmlns:cx5="http://schemas.microsoft.com/office/drawing/2016/5/11/chartex" xmlns:cx6="http://schemas.microsoft.com/office/drawing/2016/5/12/chartex" xmlns:cx7="http://schemas.microsoft.com/office/drawing/2016/5/13/chartex" xmlns:cx8="http://schemas.microsoft.com/office/drawing/2016/5/14/chartex" xmlns:mc="http://schemas.openxmlformats.org/markup-compatibility/2006" xmlns:aink="http://schemas.microsoft.com/office/drawing/2016/ink" xmlns:am3d="http://schemas.microsoft.com/office/drawing/2017/model3d" xmlns:o="urn:schemas-microsoft-com:office:office" xmlns:oel="http://schemas.microsoft.com/office/2019/extlst" xmlns:r="http://schemas.openxmlformats.org/officeDocument/2006/relationships" xmlns:m="http://schemas.openxmlformats.org/officeDocument/2006/math" xmlns:v="urn:schemas-microsoft-com:vml" xmlns:wp14="http://schemas.microsoft.com/office/word/2010/wordprocessingDrawing" xmlns:wp="http://schemas.openxmlformats.org/drawingml/2006/wordprocessingDrawing" xmlns:w10="urn:schemas-microsoft-com:office:word" xmlns:w="http://schemas.openxmlformats.org/wordprocessingml/2006/main" xmlns:w14="http://schemas.microsoft.com/office/word/2010/wordml" xmlns:w15="http://schemas.microsoft.com/office/word/2012/wordml" xmlns:w16cex="http://schemas.microsoft.com/office/word/2018/wordml/cex" xmlns:w16cid="http://schemas.microsoft.com/office/word/2016/wordml/cid" xmlns:w16="http://schemas.microsoft.com/office/word/2018/wordml" xmlns:w16du="http://schemas.microsoft.com/office/word/2023/wordml/word16du" xmlns:w16sdtdh="http://schemas.microsoft.com/office/word/2020/wordml/sdtdatahash" xmlns:w16sdtfl="http://schemas.microsoft.com/office/word/2024/wordml/sdtformatlock" xmlns:w16se="http://schemas.microsoft.com/office/word/2015/wordml/symex" xmlns:wpg="http://schemas.microsoft.com/office/word/2010/wordprocessingGroup" xmlns:wpi="http://schemas.microsoft.com/office/word/2010/wordprocessingInk" xmlns:wne="http://schemas.microsoft.com/office/word/2006/wordml" xmlns:wps="http://schemas.microsoft.com/office/word/2010/wordprocessingShape" mc:Ignorable="w14 w15 w16se w16cid w16 w16cex w16sdtdh w16sdtfl w16du wp14">
+  <w:footnote w:type="separator" w:id="-1">
+    <w:p>
+      <w:pPr>
+        <w:spacing w:after="0" w:line="240" w:lineRule="auto"/>
+      </w:pPr>
+      <w:r>
+        <w:separator/>
+      </w:r>
+    </w:p>
+  </w:footnote>
+  <w:footnote w:type="continuationSeparator" w:id="0">
+    <w:p>
+      <w:pPr>
+        <w:spacing w:after="0" w:line="240" w:lineRule="auto"/>
+      </w:pPr>
+      <w:r>
+        <w:continuationSeparator/>
+      </w:r>
+    </w:p>
+  </w:footnote>
+</w:footnotes>
+</file>
+
+<file path=word/numbering.xml><?xml version="1.0" encoding="utf-8"?>
+<w:numbering xmlns:wpc="http://schemas.microsoft.com/office/word/2010/wordprocessingCanvas" xmlns:cx="http://schemas.microsoft.com/office/drawing/2014/chartex" xmlns:cx1="http://schemas.microsoft.com/office/drawing/2015/9/8/chartex" xmlns:cx2="http://schemas.microsoft.com/office/drawing/2015/10/21/chartex" xmlns:cx3="http://schemas.microsoft.com/office/drawing/2016/5/9/chartex" xmlns:cx4="http://schemas.microsoft.com/office/drawing/2016/5/10/chartex" xmlns:cx5="http://schemas.microsoft.com/office/drawing/2016/5/11/chartex" xmlns:cx6="http://schemas.microsoft.com/office/drawing/2016/5/12/chartex" xmlns:cx7="http://schemas.microsoft.com/office/drawing/2016/5/13/chartex" xmlns:cx8="http://schemas.microsoft.com/office/drawing/2016/5/14/chartex" xmlns:mc="http://schemas.openxmlformats.org/markup-compatibility/2006" xmlns:aink="http://schemas.microsoft.com/office/drawing/2016/ink" xmlns:am3d="http://schemas.microsoft.com/office/drawing/2017/model3d" xmlns:o="urn:schemas-microsoft-com:office:office" xmlns:oel="http://schemas.microsoft.com/office/2019/extlst" xmlns:r="http://schemas.openxmlformats.org/officeDocument/2006/relationships" xmlns:m="http://schemas.openxmlformats.org/officeDocument/2006/math" xmlns:v="urn:schemas-microsoft-com:vml" xmlns:wp14="http://schemas.microsoft.com/office/word/2010/wordprocessingDrawing" xmlns:wp="http://schemas.openxmlformats.org/drawingml/2006/wordprocessingDrawing" xmlns:w10="urn:schemas-microsoft-com:office:word" xmlns:w="http://schemas.openxmlformats.org/wordprocessingml/2006/main" xmlns:w14="http://schemas.microsoft.com/office/word/2010/wordml" xmlns:w15="http://schemas.microsoft.com/office/word/2012/wordml" xmlns:w16cex="http://schemas.microsoft.com/office/word/2018/wordml/cex" xmlns:w16cid="http://schemas.microsoft.com/office/word/2016/wordml/cid" xmlns:w16="http://schemas.microsoft.com/office/word/2018/wordml" xmlns:w16du="http://schemas.microsoft.com/office/word/2023/wordml/word16du" xmlns:w16sdtdh="http://schemas.microsoft.com/office/word/2020/wordml/sdtdatahash" xmlns:w16sdtfl="http://schemas.microsoft.com/office/word/2024/wordml/sdtformatlock" xmlns:w16se="http://schemas.microsoft.com/office/word/2015/wordml/symex" xmlns:wpg="http://schemas.microsoft.com/office/word/2010/wordprocessingGroup" xmlns:wpi="http://schemas.microsoft.com/office/word/2010/wordprocessingInk" xmlns:wne="http://schemas.microsoft.com/office/word/2006/wordml" xmlns:wps="http://schemas.microsoft.com/office/word/2010/wordprocessingShape" mc:Ignorable="w14 w15 w16se w16cid w16 w16cex w16sdtdh w16sdtfl w16du wp14">
+  <w:abstractNum w:abstractNumId="0" w15:restartNumberingAfterBreak="0">
+    <w:nsid w:val="33A27DAB"/>
+    <w:multiLevelType w:val="multilevel"/>
+    <w:tmpl w:val="CFC6958A"/>
+    <w:lvl w:ilvl="0">
+      <w:start w:val="1"/>
+      <w:numFmt w:val="bullet"/>
+      <w:lvlText w:val=""/>
+      <w:lvlJc w:val="left"/>
+      <w:pPr>
+        <w:tabs>
+          <w:tab w:val="num" w:pos="720"/>
+        </w:tabs>
+        <w:ind w:left="720" w:hanging="360"/>
+      </w:pPr>
+      <w:rPr>
+        <w:rFonts w:ascii="Symbol" w:hAnsi="Symbol" w:hint="default"/>
+        <w:sz w:val="20"/>
+      </w:rPr>
+    </w:lvl>
+    <w:lvl w:ilvl="1" w:tentative="1">
+      <w:start w:val="1"/>
+      <w:numFmt w:val="bullet"/>
+      <w:lvlText w:val="o"/>
+      <w:lvlJc w:val="left"/>
+      <w:pPr>
+        <w:tabs>
+          <w:tab w:val="num" w:pos="1440"/>
+        </w:tabs>
+        <w:ind w:left="1440" w:hanging="360"/>
+      </w:pPr>
+      <w:rPr>
+        <w:rFonts w:ascii="Courier New" w:hAnsi="Courier New" w:hint="default"/>
+        <w:sz w:val="20"/>
+      </w:rPr>
+    </w:lvl>
+    <w:lvl w:ilvl="2" w:tentative="1">
+      <w:start w:val="1"/>
+      <w:numFmt w:val="bullet"/>
+      <w:lvlText w:val=""/>
+      <w:lvlJc w:val="left"/>
+      <w:pPr>
+        <w:tabs>
+          <w:tab w:val="num" w:pos="2160"/>
+        </w:tabs>
+        <w:ind w:left="2160" w:hanging="360"/>
+      </w:pPr>
+      <w:rPr>
+        <w:rFonts w:ascii="Wingdings" w:hAnsi="Wingdings" w:hint="default"/>
+        <w:sz w:val="20"/>
+      </w:rPr>
+    </w:lvl>
+    <w:lvl w:ilvl="3" w:tentative="1">
+      <w:start w:val="1"/>
+      <w:numFmt w:val="bullet"/>
+      <w:lvlText w:val=""/>
+      <w:lvlJc w:val="left"/>
+      <w:pPr>
+        <w:tabs>
+          <w:tab w:val="num" w:pos="2880"/>
+        </w:tabs>
+        <w:ind w:left="2880" w:hanging="360"/>
+      </w:pPr>
+      <w:rPr>
+        <w:rFonts w:ascii="Wingdings" w:hAnsi="Wingdings" w:hint="default"/>
+        <w:sz w:val="20"/>
+      </w:rPr>
+    </w:lvl>
+    <w:lvl w:ilvl="4" w:tentative="1">
+      <w:start w:val="1"/>
+      <w:numFmt w:val="bullet"/>
+      <w:lvlText w:val=""/>
+      <w:lvlJc w:val="left"/>
+      <w:pPr>
+        <w:tabs>
+          <w:tab w:val="num" w:pos="3600"/>
+        </w:tabs>
+        <w:ind w:left="3600" w:hanging="360"/>
+      </w:pPr>
+      <w:rPr>
+        <w:rFonts w:ascii="Wingdings" w:hAnsi="Wingdings" w:hint="default"/>
+        <w:sz w:val="20"/>
+      </w:rPr>
+    </w:lvl>
+    <w:lvl w:ilvl="5" w:tentative="1">
+      <w:start w:val="1"/>
+      <w:numFmt w:val="bullet"/>
+      <w:lvlText w:val=""/>
+      <w:lvlJc w:val="left"/>
+      <w:pPr>
+        <w:tabs>
+          <w:tab w:val="num" w:pos="4320"/>
+        </w:tabs>
+        <w:ind w:left="4320" w:hanging="360"/>
+      </w:pPr>
+      <w:rPr>
+        <w:rFonts w:ascii="Wingdings" w:hAnsi="Wingdings" w:hint="default"/>
+        <w:sz w:val="20"/>
+      </w:rPr>
+    </w:lvl>
+    <w:lvl w:ilvl="6" w:tentative="1">
+      <w:start w:val="1"/>
+      <w:numFmt w:val="bullet"/>
+      <w:lvlText w:val=""/>
+      <w:lvlJc w:val="left"/>
+      <w:pPr>
+        <w:tabs>
+          <w:tab w:val="num" w:pos="5040"/>
+        </w:tabs>
+        <w:ind w:left="5040" w:hanging="360"/>
+      </w:pPr>
+      <w:rPr>
+        <w:rFonts w:ascii="Wingdings" w:hAnsi="Wingdings" w:hint="default"/>
+        <w:sz w:val="20"/>
+      </w:rPr>
+    </w:lvl>
+    <w:lvl w:ilvl="7" w:tentative="1">
+      <w:start w:val="1"/>
+      <w:numFmt w:val="bullet"/>
+      <w:lvlText w:val=""/>
+      <w:lvlJc w:val="left"/>
+      <w:pPr>
+        <w:tabs>
+          <w:tab w:val="num" w:pos="5760"/>
+        </w:tabs>
+        <w:ind w:left="5760" w:hanging="360"/>
+      </w:pPr>
+      <w:rPr>
+        <w:rFonts w:ascii="Wingdings" w:hAnsi="Wingdings" w:hint="default"/>
+        <w:sz w:val="20"/>
+      </w:rPr>
+    </w:lvl>
+    <w:lvl w:ilvl="8" w:tentative="1">
+      <w:start w:val="1"/>
+      <w:numFmt w:val="bullet"/>
+      <w:lvlText w:val=""/>
+      <w:lvlJc w:val="left"/>
+      <w:pPr>
+        <w:tabs>
+          <w:tab w:val="num" w:pos="6480"/>
+        </w:tabs>
+        <w:ind w:left="6480" w:hanging="360"/>
+      </w:pPr>
+      <w:rPr>
+        <w:rFonts w:ascii="Wingdings" w:hAnsi="Wingdings" w:hint="default"/>
+        <w:sz w:val="20"/>
+      </w:rPr>
+    </w:lvl>
+  </w:abstractNum>
+  <w:abstractNum w:abstractNumId="1" w15:restartNumberingAfterBreak="0">
+    <w:nsid w:val="7178669A"/>
+    <w:multiLevelType w:val="multilevel"/>
+    <w:tmpl w:val="D01C462C"/>
+    <w:lvl w:ilvl="0">
+      <w:start w:val="1"/>
+      <w:numFmt w:val="bullet"/>
+      <w:lvlText w:val=""/>
+      <w:lvlJc w:val="left"/>
+      <w:pPr>
+        <w:tabs>
+          <w:tab w:val="num" w:pos="720"/>
+        </w:tabs>
+        <w:ind w:left="720" w:hanging="360"/>
+      </w:pPr>
+      <w:rPr>
+        <w:rFonts w:ascii="Symbol" w:hAnsi="Symbol" w:hint="default"/>
+        <w:sz w:val="20"/>
+      </w:rPr>
+    </w:lvl>
+    <w:lvl w:ilvl="1" w:tentative="1">
+      <w:start w:val="1"/>
+      <w:numFmt w:val="bullet"/>
+      <w:lvlText w:val="o"/>
+      <w:lvlJc w:val="left"/>
+      <w:pPr>
+        <w:tabs>
+          <w:tab w:val="num" w:pos="1440"/>
+        </w:tabs>
+        <w:ind w:left="1440" w:hanging="360"/>
+      </w:pPr>
+      <w:rPr>
+        <w:rFonts w:ascii="Courier New" w:hAnsi="Courier New" w:hint="default"/>
+        <w:sz w:val="20"/>
+      </w:rPr>
+    </w:lvl>
+    <w:lvl w:ilvl="2" w:tentative="1">
+      <w:start w:val="1"/>
+      <w:numFmt w:val="bullet"/>
+      <w:lvlText w:val=""/>
+      <w:lvlJc w:val="left"/>
+      <w:pPr>
+        <w:tabs>
+          <w:tab w:val="num" w:pos="2160"/>
+        </w:tabs>
+        <w:ind w:left="2160" w:hanging="360"/>
+      </w:pPr>
+      <w:rPr>
+        <w:rFonts w:ascii="Wingdings" w:hAnsi="Wingdings" w:hint="default"/>
+        <w:sz w:val="20"/>
+      </w:rPr>
+    </w:lvl>
+    <w:lvl w:ilvl="3" w:tentative="1">
+      <w:start w:val="1"/>
+      <w:numFmt w:val="bullet"/>
+      <w:lvlText w:val=""/>
+      <w:lvlJc w:val="left"/>
+      <w:pPr>
+        <w:tabs>
+          <w:tab w:val="num" w:pos="2880"/>
+        </w:tabs>
+        <w:ind w:left="2880" w:hanging="360"/>
+      </w:pPr>
+      <w:rPr>
+        <w:rFonts w:ascii="Wingdings" w:hAnsi="Wingdings" w:hint="default"/>
+        <w:sz w:val="20"/>
+      </w:rPr>
+    </w:lvl>
+    <w:lvl w:ilvl="4" w:tentative="1">
+      <w:start w:val="1"/>
+      <w:numFmt w:val="bullet"/>
+      <w:lvlText w:val=""/>
+      <w:lvlJc w:val="left"/>
+      <w:pPr>
+        <w:tabs>
+          <w:tab w:val="num" w:pos="3600"/>
+        </w:tabs>
+        <w:ind w:left="3600" w:hanging="360"/>
+      </w:pPr>
+      <w:rPr>
+        <w:rFonts w:ascii="Wingdings" w:hAnsi="Wingdings" w:hint="default"/>
+        <w:sz w:val="20"/>
+      </w:rPr>
+    </w:lvl>
+    <w:lvl w:ilvl="5" w:tentative="1">
+      <w:start w:val="1"/>
+      <w:numFmt w:val="bullet"/>
+      <w:lvlText w:val=""/>
+      <w:lvlJc w:val="left"/>
+      <w:pPr>
+        <w:tabs>
+          <w:tab w:val="num" w:pos="4320"/>
+        </w:tabs>
+        <w:ind w:left="4320" w:hanging="360"/>
+      </w:pPr>
+      <w:rPr>
+        <w:rFonts w:ascii="Wingdings" w:hAnsi="Wingdings" w:hint="default"/>
+        <w:sz w:val="20"/>
+      </w:rPr>
+    </w:lvl>
+    <w:lvl w:ilvl="6" w:tentative="1">
+      <w:start w:val="1"/>
+      <w:numFmt w:val="bullet"/>
+      <w:lvlText w:val=""/>
+      <w:lvlJc w:val="left"/>
+      <w:pPr>
+        <w:tabs>
+          <w:tab w:val="num" w:pos="5040"/>
+        </w:tabs>
+        <w:ind w:left="5040" w:hanging="360"/>
+      </w:pPr>
+      <w:rPr>
+        <w:rFonts w:ascii="Wingdings" w:hAnsi="Wingdings" w:hint="default"/>
+        <w:sz w:val="20"/>
+      </w:rPr>
+    </w:lvl>
+    <w:lvl w:ilvl="7" w:tentative="1">
+      <w:start w:val="1"/>
+      <w:numFmt w:val="bullet"/>
+      <w:lvlText w:val=""/>
+      <w:lvlJc w:val="left"/>
+      <w:pPr>
+        <w:tabs>
+          <w:tab w:val="num" w:pos="5760"/>
+        </w:tabs>
+        <w:ind w:left="5760" w:hanging="360"/>
+      </w:pPr>
+      <w:rPr>
+        <w:rFonts w:ascii="Wingdings" w:hAnsi="Wingdings" w:hint="default"/>
+        <w:sz w:val="20"/>
+      </w:rPr>
+    </w:lvl>
+    <w:lvl w:ilvl="8" w:tentative="1">
+      <w:start w:val="1"/>
+      <w:numFmt w:val="bullet"/>
+      <w:lvlText w:val=""/>
+      <w:lvlJc w:val="left"/>
+      <w:pPr>
+        <w:tabs>
+          <w:tab w:val="num" w:pos="6480"/>
+        </w:tabs>
+        <w:ind w:left="6480" w:hanging="360"/>
+      </w:pPr>
+      <w:rPr>
+        <w:rFonts w:ascii="Wingdings" w:hAnsi="Wingdings" w:hint="default"/>
+        <w:sz w:val="20"/>
+      </w:rPr>
+    </w:lvl>
+  </w:abstractNum>
+  <w:num w:numId="1" w16cid:durableId="506479801">
+    <w:abstractNumId w:val="0"/>
+  </w:num>
+  <w:num w:numId="2" w16cid:durableId="963578273">
+    <w:abstractNumId w:val="1"/>
+  </w:num>
+</w:numbering>
 </file>
 
 <file path=word/styles.xml><?xml version="1.0" encoding="utf-8"?>
@@ -1127,6 +1890,50 @@
       <w:spacing w:val="5"/>
     </w:rPr>
   </w:style>
+  <w:style w:type="paragraph" w:styleId="aa">
+    <w:name w:val="header"/>
+    <w:basedOn w:val="a"/>
+    <w:link w:val="ab"/>
+    <w:uiPriority w:val="99"/>
+    <w:unhideWhenUsed/>
+    <w:rsid w:val="00C92EB8"/>
+    <w:pPr>
+      <w:tabs>
+        <w:tab w:val="center" w:pos="4252"/>
+        <w:tab w:val="right" w:pos="8504"/>
+      </w:tabs>
+      <w:snapToGrid w:val="0"/>
+    </w:pPr>
+  </w:style>
+  <w:style w:type="character" w:customStyle="1" w:styleId="ab">
+    <w:name w:val="ヘッダー (文字)"/>
+    <w:basedOn w:val="a0"/>
+    <w:link w:val="aa"/>
+    <w:uiPriority w:val="99"/>
+    <w:rsid w:val="00C92EB8"/>
+  </w:style>
+  <w:style w:type="paragraph" w:styleId="ac">
+    <w:name w:val="footer"/>
+    <w:basedOn w:val="a"/>
+    <w:link w:val="ad"/>
+    <w:uiPriority w:val="99"/>
+    <w:unhideWhenUsed/>
+    <w:rsid w:val="00C92EB8"/>
+    <w:pPr>
+      <w:tabs>
+        <w:tab w:val="center" w:pos="4252"/>
+        <w:tab w:val="right" w:pos="8504"/>
+      </w:tabs>
+      <w:snapToGrid w:val="0"/>
+    </w:pPr>
+  </w:style>
+  <w:style w:type="character" w:customStyle="1" w:styleId="ad">
+    <w:name w:val="フッター (文字)"/>
+    <w:basedOn w:val="a0"/>
+    <w:link w:val="ac"/>
+    <w:uiPriority w:val="99"/>
+    <w:rsid w:val="00C92EB8"/>
+  </w:style>
 </w:styles>
 </file>
 
